--- a/docs/answers/as-introtopartialdifferentiation.docx
+++ b/docs/answers/as-introtopartialdifferentiation.docx
@@ -52,7 +52,7 @@
         </w:rPr>
         <w:t xml:space="preserve"> </w:t>
       </w:r>
-      <w:hyperlink r:id="rId20">
+      <w:hyperlink r:id="rId9">
         <w:r>
           <w:rPr>
             <w:rStyle w:val="Hyperlink"/>
@@ -82,7 +82,7 @@
         <w:t xml:space="preserve">Please attempt the questions before reading these answers!</w:t>
       </w:r>
     </w:p>
-    <w:bookmarkStart w:id="21" w:name="q1"/>
+    <w:bookmarkStart w:id="10" w:name="q1"/>
     <w:p>
       <w:pPr>
         <w:pStyle w:val="Heading2"/>
@@ -432,22 +432,24 @@
           </m:rPr>
           <m:t>cos</m:t>
         </m:r>
-        <m:d>
-          <m:dPr>
-            <m:begChr m:val="("/>
-            <m:sepChr m:val=""/>
-            <m:endChr m:val=")"/>
-            <m:grow/>
-          </m:dPr>
-          <m:e>
-            <m:r>
-              <m:t>2</m:t>
-            </m:r>
-            <m:r>
-              <m:t>x</m:t>
-            </m:r>
-          </m:e>
-        </m:d>
+        <m:r>
+          <m:rPr>
+            <m:sty m:val="p"/>
+          </m:rPr>
+          <m:t>(</m:t>
+        </m:r>
+        <m:r>
+          <m:t>2</m:t>
+        </m:r>
+        <m:r>
+          <m:t>x</m:t>
+        </m:r>
+        <m:r>
+          <m:rPr>
+            <m:sty m:val="p"/>
+          </m:rPr>
+          <m:t>)</m:t>
+        </m:r>
       </m:oMath>
       <w:r>
         <w:t xml:space="preserve"> </w:t>
@@ -498,22 +500,24 @@
           </m:rPr>
           <m:t>sin</m:t>
         </m:r>
-        <m:d>
-          <m:dPr>
-            <m:begChr m:val="("/>
-            <m:sepChr m:val=""/>
-            <m:endChr m:val=")"/>
-            <m:grow/>
-          </m:dPr>
-          <m:e>
-            <m:r>
-              <m:t>2</m:t>
-            </m:r>
-            <m:r>
-              <m:t>x</m:t>
-            </m:r>
-          </m:e>
-        </m:d>
+        <m:r>
+          <m:rPr>
+            <m:sty m:val="p"/>
+          </m:rPr>
+          <m:t>(</m:t>
+        </m:r>
+        <m:r>
+          <m:t>2</m:t>
+        </m:r>
+        <m:r>
+          <m:t>x</m:t>
+        </m:r>
+        <m:r>
+          <m:rPr>
+            <m:sty m:val="p"/>
+          </m:rPr>
+          <m:t>)</m:t>
+        </m:r>
       </m:oMath>
       <w:r>
         <w:t xml:space="preserve">.</w:t>
@@ -782,19 +786,21 @@
           </m:rPr>
           <m:t>ln</m:t>
         </m:r>
-        <m:d>
-          <m:dPr>
-            <m:begChr m:val="("/>
-            <m:sepChr m:val=""/>
-            <m:endChr m:val=")"/>
-            <m:grow/>
-          </m:dPr>
-          <m:e>
-            <m:r>
-              <m:t>y</m:t>
-            </m:r>
-          </m:e>
-        </m:d>
+        <m:r>
+          <m:rPr>
+            <m:sty m:val="p"/>
+          </m:rPr>
+          <m:t>(</m:t>
+        </m:r>
+        <m:r>
+          <m:t>y</m:t>
+        </m:r>
+        <m:r>
+          <m:rPr>
+            <m:sty m:val="p"/>
+          </m:rPr>
+          <m:t>)</m:t>
+        </m:r>
         <m:r>
           <m:rPr>
             <m:sty m:val="p"/>
@@ -1113,28 +1119,30 @@
           </m:rPr>
           <m:t>exp</m:t>
         </m:r>
-        <m:d>
-          <m:dPr>
-            <m:begChr m:val="("/>
-            <m:sepChr m:val=""/>
-            <m:endChr m:val=")"/>
-            <m:grow/>
-          </m:dPr>
+        <m:r>
+          <m:rPr>
+            <m:sty m:val="p"/>
+          </m:rPr>
+          <m:t>(</m:t>
+        </m:r>
+        <m:sSup>
           <m:e>
-            <m:sSup>
-              <m:e>
-                <m:r>
-                  <m:t>y</m:t>
-                </m:r>
-              </m:e>
-              <m:sup>
-                <m:r>
-                  <m:t>2</m:t>
-                </m:r>
-              </m:sup>
-            </m:sSup>
+            <m:r>
+              <m:t>y</m:t>
+            </m:r>
           </m:e>
-        </m:d>
+          <m:sup>
+            <m:r>
+              <m:t>2</m:t>
+            </m:r>
+          </m:sup>
+        </m:sSup>
+        <m:r>
+          <m:rPr>
+            <m:sty m:val="p"/>
+          </m:rPr>
+          <m:t>)</m:t>
+        </m:r>
       </m:oMath>
       <w:r>
         <w:t xml:space="preserve"> </w:t>
@@ -1194,28 +1202,30 @@
           </m:rPr>
           <m:t>exp</m:t>
         </m:r>
-        <m:d>
-          <m:dPr>
-            <m:begChr m:val="("/>
-            <m:sepChr m:val=""/>
-            <m:endChr m:val=")"/>
-            <m:grow/>
-          </m:dPr>
+        <m:r>
+          <m:rPr>
+            <m:sty m:val="p"/>
+          </m:rPr>
+          <m:t>(</m:t>
+        </m:r>
+        <m:sSup>
           <m:e>
-            <m:sSup>
-              <m:e>
-                <m:r>
-                  <m:t>y</m:t>
-                </m:r>
-              </m:e>
-              <m:sup>
-                <m:r>
-                  <m:t>2</m:t>
-                </m:r>
-              </m:sup>
-            </m:sSup>
+            <m:r>
+              <m:t>y</m:t>
+            </m:r>
           </m:e>
-        </m:d>
+          <m:sup>
+            <m:r>
+              <m:t>2</m:t>
+            </m:r>
+          </m:sup>
+        </m:sSup>
+        <m:r>
+          <m:rPr>
+            <m:sty m:val="p"/>
+          </m:rPr>
+          <m:t>)</m:t>
+        </m:r>
       </m:oMath>
       <w:r>
         <w:t xml:space="preserve">.</w:t>
@@ -1467,36 +1477,38 @@
         <m:r>
           <m:t>12</m:t>
         </m:r>
+        <m:r>
+          <m:rPr>
+            <m:sty m:val="p"/>
+          </m:rPr>
+          <m:t>(</m:t>
+        </m:r>
+        <m:r>
+          <m:t>3</m:t>
+        </m:r>
+        <m:r>
+          <m:t>x</m:t>
+        </m:r>
+        <m:r>
+          <m:rPr>
+            <m:sty m:val="p"/>
+          </m:rPr>
+          <m:t>+</m:t>
+        </m:r>
+        <m:r>
+          <m:t>2</m:t>
+        </m:r>
+        <m:r>
+          <m:t>y</m:t>
+        </m:r>
         <m:sSup>
           <m:e>
-            <m:d>
-              <m:dPr>
-                <m:begChr m:val="("/>
-                <m:sepChr m:val=""/>
-                <m:endChr m:val=")"/>
-                <m:grow/>
-              </m:dPr>
-              <m:e>
-                <m:r>
-                  <m:t>3</m:t>
-                </m:r>
-                <m:r>
-                  <m:t>x</m:t>
-                </m:r>
-                <m:r>
-                  <m:rPr>
-                    <m:sty m:val="p"/>
-                  </m:rPr>
-                  <m:t>+</m:t>
-                </m:r>
-                <m:r>
-                  <m:t>2</m:t>
-                </m:r>
-                <m:r>
-                  <m:t>y</m:t>
-                </m:r>
-              </m:e>
-            </m:d>
+            <m:r>
+              <m:rPr>
+                <m:sty m:val="p"/>
+              </m:rPr>
+              <m:t>)</m:t>
+            </m:r>
           </m:e>
           <m:sup>
             <m:r>
@@ -1551,36 +1563,38 @@
         <m:r>
           <m:t>8</m:t>
         </m:r>
+        <m:r>
+          <m:rPr>
+            <m:sty m:val="p"/>
+          </m:rPr>
+          <m:t>(</m:t>
+        </m:r>
+        <m:r>
+          <m:t>3</m:t>
+        </m:r>
+        <m:r>
+          <m:t>x</m:t>
+        </m:r>
+        <m:r>
+          <m:rPr>
+            <m:sty m:val="p"/>
+          </m:rPr>
+          <m:t>+</m:t>
+        </m:r>
+        <m:r>
+          <m:t>2</m:t>
+        </m:r>
+        <m:r>
+          <m:t>y</m:t>
+        </m:r>
         <m:sSup>
           <m:e>
-            <m:d>
-              <m:dPr>
-                <m:begChr m:val="("/>
-                <m:sepChr m:val=""/>
-                <m:endChr m:val=")"/>
-                <m:grow/>
-              </m:dPr>
-              <m:e>
-                <m:r>
-                  <m:t>3</m:t>
-                </m:r>
-                <m:r>
-                  <m:t>x</m:t>
-                </m:r>
-                <m:r>
-                  <m:rPr>
-                    <m:sty m:val="p"/>
-                  </m:rPr>
-                  <m:t>+</m:t>
-                </m:r>
-                <m:r>
-                  <m:t>2</m:t>
-                </m:r>
-                <m:r>
-                  <m:t>y</m:t>
-                </m:r>
-              </m:e>
-            </m:d>
+            <m:r>
+              <m:rPr>
+                <m:sty m:val="p"/>
+              </m:rPr>
+              <m:t>)</m:t>
+            </m:r>
           </m:e>
           <m:sup>
             <m:r>
@@ -1658,58 +1672,60 @@
           </m:rPr>
           <m:t>cos</m:t>
         </m:r>
-        <m:d>
-          <m:dPr>
-            <m:begChr m:val="("/>
-            <m:sepChr m:val=""/>
-            <m:endChr m:val=")"/>
-            <m:grow/>
-          </m:dPr>
-          <m:e>
-            <m:r>
-              <m:t>x</m:t>
+        <m:r>
+          <m:rPr>
+            <m:sty m:val="p"/>
+          </m:rPr>
+          <m:t>(</m:t>
+        </m:r>
+        <m:r>
+          <m:t>x</m:t>
+        </m:r>
+        <m:r>
+          <m:t>y</m:t>
+        </m:r>
+        <m:r>
+          <m:rPr>
+            <m:sty m:val="p"/>
+          </m:rPr>
+          <m:t>)</m:t>
+        </m:r>
+      </m:oMath>
+      <w:r>
+        <w:t xml:space="preserve"> </w:t>
+      </w:r>
+      <w:r>
+        <w:t xml:space="preserve">and</w:t>
+      </w:r>
+      <w:r>
+        <w:t xml:space="preserve"> </w:t>
+      </w:r>
+      <m:oMath>
+        <m:f>
+          <m:fPr>
+            <m:type m:val="bar"/>
+          </m:fPr>
+          <m:num>
+            <m:r>
+              <m:rPr>
+                <m:sty m:val="p"/>
+              </m:rPr>
+              <m:t>∂</m:t>
+            </m:r>
+            <m:r>
+              <m:t>f</m:t>
+            </m:r>
+          </m:num>
+          <m:den>
+            <m:r>
+              <m:rPr>
+                <m:sty m:val="p"/>
+              </m:rPr>
+              <m:t>∂</m:t>
             </m:r>
             <m:r>
               <m:t>y</m:t>
             </m:r>
-          </m:e>
-        </m:d>
-      </m:oMath>
-      <w:r>
-        <w:t xml:space="preserve"> </w:t>
-      </w:r>
-      <w:r>
-        <w:t xml:space="preserve">and</w:t>
-      </w:r>
-      <w:r>
-        <w:t xml:space="preserve"> </w:t>
-      </w:r>
-      <m:oMath>
-        <m:f>
-          <m:fPr>
-            <m:type m:val="bar"/>
-          </m:fPr>
-          <m:num>
-            <m:r>
-              <m:rPr>
-                <m:sty m:val="p"/>
-              </m:rPr>
-              <m:t>∂</m:t>
-            </m:r>
-            <m:r>
-              <m:t>f</m:t>
-            </m:r>
-          </m:num>
-          <m:den>
-            <m:r>
-              <m:rPr>
-                <m:sty m:val="p"/>
-              </m:rPr>
-              <m:t>∂</m:t>
-            </m:r>
-            <m:r>
-              <m:t>y</m:t>
-            </m:r>
           </m:den>
         </m:f>
         <m:r>
@@ -1727,22 +1743,24 @@
           </m:rPr>
           <m:t>cos</m:t>
         </m:r>
-        <m:d>
-          <m:dPr>
-            <m:begChr m:val="("/>
-            <m:sepChr m:val=""/>
-            <m:endChr m:val=")"/>
-            <m:grow/>
-          </m:dPr>
-          <m:e>
-            <m:r>
-              <m:t>x</m:t>
-            </m:r>
-            <m:r>
-              <m:t>y</m:t>
-            </m:r>
-          </m:e>
-        </m:d>
+        <m:r>
+          <m:rPr>
+            <m:sty m:val="p"/>
+          </m:rPr>
+          <m:t>(</m:t>
+        </m:r>
+        <m:r>
+          <m:t>x</m:t>
+        </m:r>
+        <m:r>
+          <m:t>y</m:t>
+        </m:r>
+        <m:r>
+          <m:rPr>
+            <m:sty m:val="p"/>
+          </m:rPr>
+          <m:t>)</m:t>
+        </m:r>
         <m:r>
           <m:rPr>
             <m:sty m:val="p"/>
@@ -1770,22 +1788,24 @@
           </m:rPr>
           <m:t>sin</m:t>
         </m:r>
-        <m:d>
-          <m:dPr>
-            <m:begChr m:val="("/>
-            <m:sepChr m:val=""/>
-            <m:endChr m:val=")"/>
-            <m:grow/>
-          </m:dPr>
-          <m:e>
-            <m:r>
-              <m:t>x</m:t>
-            </m:r>
-            <m:r>
-              <m:t>y</m:t>
-            </m:r>
-          </m:e>
-        </m:d>
+        <m:r>
+          <m:rPr>
+            <m:sty m:val="p"/>
+          </m:rPr>
+          <m:t>(</m:t>
+        </m:r>
+        <m:r>
+          <m:t>x</m:t>
+        </m:r>
+        <m:r>
+          <m:t>y</m:t>
+        </m:r>
+        <m:r>
+          <m:rPr>
+            <m:sty m:val="p"/>
+          </m:rPr>
+          <m:t>)</m:t>
+        </m:r>
       </m:oMath>
       <w:r>
         <w:t xml:space="preserve">.</w:t>
@@ -1850,46 +1870,48 @@
           </m:rPr>
           <m:t>cos</m:t>
         </m:r>
-        <m:d>
-          <m:dPr>
-            <m:begChr m:val="("/>
-            <m:sepChr m:val=""/>
-            <m:endChr m:val=")"/>
-            <m:grow/>
-          </m:dPr>
+        <m:r>
+          <m:rPr>
+            <m:sty m:val="p"/>
+          </m:rPr>
+          <m:t>(</m:t>
+        </m:r>
+        <m:sSup>
           <m:e>
-            <m:sSup>
-              <m:e>
-                <m:r>
-                  <m:t>x</m:t>
-                </m:r>
-              </m:e>
-              <m:sup>
-                <m:r>
-                  <m:t>2</m:t>
-                </m:r>
-              </m:sup>
-            </m:sSup>
-            <m:r>
-              <m:rPr>
-                <m:sty m:val="p"/>
-              </m:rPr>
-              <m:t>+</m:t>
-            </m:r>
-            <m:sSup>
-              <m:e>
-                <m:r>
-                  <m:t>y</m:t>
-                </m:r>
-              </m:e>
-              <m:sup>
-                <m:r>
-                  <m:t>2</m:t>
-                </m:r>
-              </m:sup>
-            </m:sSup>
+            <m:r>
+              <m:t>x</m:t>
+            </m:r>
           </m:e>
-        </m:d>
+          <m:sup>
+            <m:r>
+              <m:t>2</m:t>
+            </m:r>
+          </m:sup>
+        </m:sSup>
+        <m:r>
+          <m:rPr>
+            <m:sty m:val="p"/>
+          </m:rPr>
+          <m:t>+</m:t>
+        </m:r>
+        <m:sSup>
+          <m:e>
+            <m:r>
+              <m:t>y</m:t>
+            </m:r>
+          </m:e>
+          <m:sup>
+            <m:r>
+              <m:t>2</m:t>
+            </m:r>
+          </m:sup>
+        </m:sSup>
+        <m:r>
+          <m:rPr>
+            <m:sty m:val="p"/>
+          </m:rPr>
+          <m:t>)</m:t>
+        </m:r>
       </m:oMath>
       <w:r>
         <w:t xml:space="preserve"> </w:t>
@@ -1946,46 +1968,48 @@
           </m:rPr>
           <m:t>cos</m:t>
         </m:r>
-        <m:d>
-          <m:dPr>
-            <m:begChr m:val="("/>
-            <m:sepChr m:val=""/>
-            <m:endChr m:val=")"/>
-            <m:grow/>
-          </m:dPr>
+        <m:r>
+          <m:rPr>
+            <m:sty m:val="p"/>
+          </m:rPr>
+          <m:t>(</m:t>
+        </m:r>
+        <m:sSup>
           <m:e>
-            <m:sSup>
-              <m:e>
-                <m:r>
-                  <m:t>x</m:t>
-                </m:r>
-              </m:e>
-              <m:sup>
-                <m:r>
-                  <m:t>2</m:t>
-                </m:r>
-              </m:sup>
-            </m:sSup>
-            <m:r>
-              <m:rPr>
-                <m:sty m:val="p"/>
-              </m:rPr>
-              <m:t>+</m:t>
-            </m:r>
-            <m:sSup>
-              <m:e>
-                <m:r>
-                  <m:t>y</m:t>
-                </m:r>
-              </m:e>
-              <m:sup>
-                <m:r>
-                  <m:t>2</m:t>
-                </m:r>
-              </m:sup>
-            </m:sSup>
+            <m:r>
+              <m:t>x</m:t>
+            </m:r>
           </m:e>
-        </m:d>
+          <m:sup>
+            <m:r>
+              <m:t>2</m:t>
+            </m:r>
+          </m:sup>
+        </m:sSup>
+        <m:r>
+          <m:rPr>
+            <m:sty m:val="p"/>
+          </m:rPr>
+          <m:t>+</m:t>
+        </m:r>
+        <m:sSup>
+          <m:e>
+            <m:r>
+              <m:t>y</m:t>
+            </m:r>
+          </m:e>
+          <m:sup>
+            <m:r>
+              <m:t>2</m:t>
+            </m:r>
+          </m:sup>
+        </m:sSup>
+        <m:r>
+          <m:rPr>
+            <m:sty m:val="p"/>
+          </m:rPr>
+          <m:t>)</m:t>
+        </m:r>
       </m:oMath>
       <w:r>
         <w:t xml:space="preserve">.</w:t>
@@ -2269,19 +2293,21 @@
           </m:rPr>
           <m:t>sin</m:t>
         </m:r>
-        <m:d>
-          <m:dPr>
-            <m:begChr m:val="("/>
-            <m:sepChr m:val=""/>
-            <m:endChr m:val=")"/>
-            <m:grow/>
-          </m:dPr>
-          <m:e>
-            <m:r>
-              <m:t>z</m:t>
-            </m:r>
-          </m:e>
-        </m:d>
+        <m:r>
+          <m:rPr>
+            <m:sty m:val="p"/>
+          </m:rPr>
+          <m:t>(</m:t>
+        </m:r>
+        <m:r>
+          <m:t>z</m:t>
+        </m:r>
+        <m:r>
+          <m:rPr>
+            <m:sty m:val="p"/>
+          </m:rPr>
+          <m:t>)</m:t>
+        </m:r>
       </m:oMath>
       <w:r>
         <w:t xml:space="preserve"> </w:t>
@@ -2344,19 +2370,21 @@
           </m:rPr>
           <m:t>sin</m:t>
         </m:r>
-        <m:d>
-          <m:dPr>
-            <m:begChr m:val="("/>
-            <m:sepChr m:val=""/>
-            <m:endChr m:val=")"/>
-            <m:grow/>
-          </m:dPr>
-          <m:e>
-            <m:r>
-              <m:t>z</m:t>
-            </m:r>
-          </m:e>
-        </m:d>
+        <m:r>
+          <m:rPr>
+            <m:sty m:val="p"/>
+          </m:rPr>
+          <m:t>(</m:t>
+        </m:r>
+        <m:r>
+          <m:t>z</m:t>
+        </m:r>
+        <m:r>
+          <m:rPr>
+            <m:sty m:val="p"/>
+          </m:rPr>
+          <m:t>)</m:t>
+        </m:r>
       </m:oMath>
       <w:r>
         <w:t xml:space="preserve"> </w:t>
@@ -2422,19 +2450,21 @@
           </m:rPr>
           <m:t>cos</m:t>
         </m:r>
-        <m:d>
-          <m:dPr>
-            <m:begChr m:val="("/>
-            <m:sepChr m:val=""/>
-            <m:endChr m:val=")"/>
-            <m:grow/>
-          </m:dPr>
-          <m:e>
-            <m:r>
-              <m:t>z</m:t>
-            </m:r>
-          </m:e>
-        </m:d>
+        <m:r>
+          <m:rPr>
+            <m:sty m:val="p"/>
+          </m:rPr>
+          <m:t>(</m:t>
+        </m:r>
+        <m:r>
+          <m:t>z</m:t>
+        </m:r>
+        <m:r>
+          <m:rPr>
+            <m:sty m:val="p"/>
+          </m:rPr>
+          <m:t>)</m:t>
+        </m:r>
       </m:oMath>
       <w:r>
         <w:t xml:space="preserve">.</w:t>
@@ -2487,98 +2517,206 @@
           </m:rPr>
           <m:t>=</m:t>
         </m:r>
-        <m:d>
-          <m:dPr>
-            <m:begChr m:val="("/>
-            <m:sepChr m:val=""/>
-            <m:endChr m:val=")"/>
-            <m:grow/>
-          </m:dPr>
-          <m:e>
+        <m:r>
+          <m:rPr>
+            <m:sty m:val="p"/>
+          </m:rPr>
+          <m:t>(</m:t>
+        </m:r>
+        <m:r>
+          <m:t>y</m:t>
+        </m:r>
+        <m:r>
+          <m:rPr>
+            <m:sty m:val="p"/>
+          </m:rPr>
+          <m:t>+</m:t>
+        </m:r>
+        <m:r>
+          <m:t>z</m:t>
+        </m:r>
+        <m:r>
+          <m:rPr>
+            <m:sty m:val="p"/>
+          </m:rPr>
+          <m:t>)</m:t>
+        </m:r>
+        <m:r>
+          <m:rPr>
+            <m:sty m:val="p"/>
+          </m:rPr>
+          <m:t>(</m:t>
+        </m:r>
+        <m:r>
+          <m:t>2</m:t>
+        </m:r>
+        <m:r>
+          <m:t>x</m:t>
+        </m:r>
+        <m:r>
+          <m:rPr>
+            <m:sty m:val="p"/>
+          </m:rPr>
+          <m:t>+</m:t>
+        </m:r>
+        <m:r>
+          <m:t>y</m:t>
+        </m:r>
+        <m:r>
+          <m:rPr>
+            <m:sty m:val="p"/>
+          </m:rPr>
+          <m:t>+</m:t>
+        </m:r>
+        <m:r>
+          <m:t>z</m:t>
+        </m:r>
+        <m:r>
+          <m:rPr>
+            <m:sty m:val="p"/>
+          </m:rPr>
+          <m:t>)</m:t>
+        </m:r>
+      </m:oMath>
+      <w:r>
+        <w:t xml:space="preserve"> </w:t>
+      </w:r>
+      <w:r>
+        <w:t xml:space="preserve">and</w:t>
+      </w:r>
+      <w:r>
+        <w:t xml:space="preserve"> </w:t>
+      </w:r>
+      <m:oMath>
+        <m:f>
+          <m:fPr>
+            <m:type m:val="bar"/>
+          </m:fPr>
+          <m:num>
+            <m:r>
+              <m:rPr>
+                <m:sty m:val="p"/>
+              </m:rPr>
+              <m:t>∂</m:t>
+            </m:r>
+            <m:r>
+              <m:t>f</m:t>
+            </m:r>
+          </m:num>
+          <m:den>
+            <m:r>
+              <m:rPr>
+                <m:sty m:val="p"/>
+              </m:rPr>
+              <m:t>∂</m:t>
+            </m:r>
             <m:r>
               <m:t>y</m:t>
             </m:r>
-            <m:r>
-              <m:rPr>
-                <m:sty m:val="p"/>
-              </m:rPr>
-              <m:t>+</m:t>
+          </m:den>
+        </m:f>
+        <m:r>
+          <m:rPr>
+            <m:sty m:val="p"/>
+          </m:rPr>
+          <m:t>=</m:t>
+        </m:r>
+        <m:r>
+          <m:rPr>
+            <m:sty m:val="p"/>
+          </m:rPr>
+          <m:t>(</m:t>
+        </m:r>
+        <m:r>
+          <m:t>x</m:t>
+        </m:r>
+        <m:r>
+          <m:rPr>
+            <m:sty m:val="p"/>
+          </m:rPr>
+          <m:t>+</m:t>
+        </m:r>
+        <m:r>
+          <m:t>z</m:t>
+        </m:r>
+        <m:r>
+          <m:rPr>
+            <m:sty m:val="p"/>
+          </m:rPr>
+          <m:t>)</m:t>
+        </m:r>
+        <m:r>
+          <m:rPr>
+            <m:sty m:val="p"/>
+          </m:rPr>
+          <m:t>(</m:t>
+        </m:r>
+        <m:r>
+          <m:t>x</m:t>
+        </m:r>
+        <m:r>
+          <m:rPr>
+            <m:sty m:val="p"/>
+          </m:rPr>
+          <m:t>+</m:t>
+        </m:r>
+        <m:r>
+          <m:t>2</m:t>
+        </m:r>
+        <m:r>
+          <m:t>y</m:t>
+        </m:r>
+        <m:r>
+          <m:rPr>
+            <m:sty m:val="p"/>
+          </m:rPr>
+          <m:t>+</m:t>
+        </m:r>
+        <m:r>
+          <m:t>z</m:t>
+        </m:r>
+        <m:r>
+          <m:rPr>
+            <m:sty m:val="p"/>
+          </m:rPr>
+          <m:t>)</m:t>
+        </m:r>
+      </m:oMath>
+      <w:r>
+        <w:t xml:space="preserve"> </w:t>
+      </w:r>
+      <w:r>
+        <w:t xml:space="preserve">and</w:t>
+      </w:r>
+      <w:r>
+        <w:t xml:space="preserve"> </w:t>
+      </w:r>
+      <m:oMath>
+        <m:f>
+          <m:fPr>
+            <m:type m:val="bar"/>
+          </m:fPr>
+          <m:num>
+            <m:r>
+              <m:rPr>
+                <m:sty m:val="p"/>
+              </m:rPr>
+              <m:t>∂</m:t>
+            </m:r>
+            <m:r>
+              <m:t>f</m:t>
+            </m:r>
+          </m:num>
+          <m:den>
+            <m:r>
+              <m:rPr>
+                <m:sty m:val="p"/>
+              </m:rPr>
+              <m:t>∂</m:t>
             </m:r>
             <m:r>
               <m:t>z</m:t>
             </m:r>
-          </m:e>
-        </m:d>
-        <m:d>
-          <m:dPr>
-            <m:begChr m:val="("/>
-            <m:sepChr m:val=""/>
-            <m:endChr m:val=")"/>
-            <m:grow/>
-          </m:dPr>
-          <m:e>
-            <m:r>
-              <m:t>2</m:t>
-            </m:r>
-            <m:r>
-              <m:t>x</m:t>
-            </m:r>
-            <m:r>
-              <m:rPr>
-                <m:sty m:val="p"/>
-              </m:rPr>
-              <m:t>+</m:t>
-            </m:r>
-            <m:r>
-              <m:t>y</m:t>
-            </m:r>
-            <m:r>
-              <m:rPr>
-                <m:sty m:val="p"/>
-              </m:rPr>
-              <m:t>+</m:t>
-            </m:r>
-            <m:r>
-              <m:t>z</m:t>
-            </m:r>
-          </m:e>
-        </m:d>
-      </m:oMath>
-      <w:r>
-        <w:t xml:space="preserve"> </w:t>
-      </w:r>
-      <w:r>
-        <w:t xml:space="preserve">and</w:t>
-      </w:r>
-      <w:r>
-        <w:t xml:space="preserve"> </w:t>
-      </w:r>
-      <m:oMath>
-        <m:f>
-          <m:fPr>
-            <m:type m:val="bar"/>
-          </m:fPr>
-          <m:num>
-            <m:r>
-              <m:rPr>
-                <m:sty m:val="p"/>
-              </m:rPr>
-              <m:t>∂</m:t>
-            </m:r>
-            <m:r>
-              <m:t>f</m:t>
-            </m:r>
-          </m:num>
-          <m:den>
-            <m:r>
-              <m:rPr>
-                <m:sty m:val="p"/>
-              </m:rPr>
-              <m:t>∂</m:t>
-            </m:r>
-            <m:r>
-              <m:t>y</m:t>
-            </m:r>
           </m:den>
         </m:f>
         <m:r>
@@ -2587,162 +2725,66 @@
           </m:rPr>
           <m:t>=</m:t>
         </m:r>
-        <m:d>
-          <m:dPr>
-            <m:begChr m:val="("/>
-            <m:sepChr m:val=""/>
-            <m:endChr m:val=")"/>
-            <m:grow/>
-          </m:dPr>
-          <m:e>
-            <m:r>
-              <m:t>x</m:t>
-            </m:r>
-            <m:r>
-              <m:rPr>
-                <m:sty m:val="p"/>
-              </m:rPr>
-              <m:t>+</m:t>
-            </m:r>
-            <m:r>
-              <m:t>z</m:t>
-            </m:r>
-          </m:e>
-        </m:d>
-        <m:d>
-          <m:dPr>
-            <m:begChr m:val="("/>
-            <m:sepChr m:val=""/>
-            <m:endChr m:val=")"/>
-            <m:grow/>
-          </m:dPr>
-          <m:e>
-            <m:r>
-              <m:t>x</m:t>
-            </m:r>
-            <m:r>
-              <m:rPr>
-                <m:sty m:val="p"/>
-              </m:rPr>
-              <m:t>+</m:t>
-            </m:r>
-            <m:r>
-              <m:t>2</m:t>
-            </m:r>
-            <m:r>
-              <m:t>y</m:t>
-            </m:r>
-            <m:r>
-              <m:rPr>
-                <m:sty m:val="p"/>
-              </m:rPr>
-              <m:t>+</m:t>
-            </m:r>
-            <m:r>
-              <m:t>z</m:t>
-            </m:r>
-          </m:e>
-        </m:d>
-      </m:oMath>
-      <w:r>
-        <w:t xml:space="preserve"> </w:t>
-      </w:r>
-      <w:r>
-        <w:t xml:space="preserve">and</w:t>
-      </w:r>
-      <w:r>
-        <w:t xml:space="preserve"> </w:t>
-      </w:r>
-      <m:oMath>
-        <m:f>
-          <m:fPr>
-            <m:type m:val="bar"/>
-          </m:fPr>
-          <m:num>
-            <m:r>
-              <m:rPr>
-                <m:sty m:val="p"/>
-              </m:rPr>
-              <m:t>∂</m:t>
-            </m:r>
-            <m:r>
-              <m:t>f</m:t>
-            </m:r>
-          </m:num>
-          <m:den>
-            <m:r>
-              <m:rPr>
-                <m:sty m:val="p"/>
-              </m:rPr>
-              <m:t>∂</m:t>
-            </m:r>
-            <m:r>
-              <m:t>z</m:t>
-            </m:r>
-          </m:den>
-        </m:f>
-        <m:r>
-          <m:rPr>
-            <m:sty m:val="p"/>
-          </m:rPr>
-          <m:t>=</m:t>
-        </m:r>
-        <m:d>
-          <m:dPr>
-            <m:begChr m:val="("/>
-            <m:sepChr m:val=""/>
-            <m:endChr m:val=")"/>
-            <m:grow/>
-          </m:dPr>
-          <m:e>
-            <m:r>
-              <m:t>x</m:t>
-            </m:r>
-            <m:r>
-              <m:rPr>
-                <m:sty m:val="p"/>
-              </m:rPr>
-              <m:t>+</m:t>
-            </m:r>
-            <m:r>
-              <m:t>y</m:t>
-            </m:r>
-          </m:e>
-        </m:d>
-        <m:d>
-          <m:dPr>
-            <m:begChr m:val="("/>
-            <m:sepChr m:val=""/>
-            <m:endChr m:val=")"/>
-            <m:grow/>
-          </m:dPr>
-          <m:e>
-            <m:r>
-              <m:t>x</m:t>
-            </m:r>
-            <m:r>
-              <m:rPr>
-                <m:sty m:val="p"/>
-              </m:rPr>
-              <m:t>+</m:t>
-            </m:r>
-            <m:r>
-              <m:t>y</m:t>
-            </m:r>
-            <m:r>
-              <m:rPr>
-                <m:sty m:val="p"/>
-              </m:rPr>
-              <m:t>+</m:t>
-            </m:r>
-            <m:r>
-              <m:t>2</m:t>
-            </m:r>
-            <m:r>
-              <m:t>z</m:t>
-            </m:r>
-          </m:e>
-        </m:d>
+        <m:r>
+          <m:rPr>
+            <m:sty m:val="p"/>
+          </m:rPr>
+          <m:t>(</m:t>
+        </m:r>
+        <m:r>
+          <m:t>x</m:t>
+        </m:r>
+        <m:r>
+          <m:rPr>
+            <m:sty m:val="p"/>
+          </m:rPr>
+          <m:t>+</m:t>
+        </m:r>
+        <m:r>
+          <m:t>y</m:t>
+        </m:r>
+        <m:r>
+          <m:rPr>
+            <m:sty m:val="p"/>
+          </m:rPr>
+          <m:t>)</m:t>
+        </m:r>
+        <m:r>
+          <m:rPr>
+            <m:sty m:val="p"/>
+          </m:rPr>
+          <m:t>(</m:t>
+        </m:r>
+        <m:r>
+          <m:t>x</m:t>
+        </m:r>
+        <m:r>
+          <m:rPr>
+            <m:sty m:val="p"/>
+          </m:rPr>
+          <m:t>+</m:t>
+        </m:r>
+        <m:r>
+          <m:t>y</m:t>
+        </m:r>
+        <m:r>
+          <m:rPr>
+            <m:sty m:val="p"/>
+          </m:rPr>
+          <m:t>+</m:t>
+        </m:r>
+        <m:r>
+          <m:t>2</m:t>
+        </m:r>
+        <m:r>
+          <m:t>z</m:t>
+        </m:r>
+        <m:r>
+          <m:rPr>
+            <m:sty m:val="p"/>
+          </m:rPr>
+          <m:t>)</m:t>
+        </m:r>
       </m:oMath>
       <w:r>
         <w:t xml:space="preserve">.</w:t>
@@ -2806,63 +2848,67 @@
             <m:r>
               <m:t>z</m:t>
             </m:r>
-            <m:d>
-              <m:dPr>
-                <m:begChr m:val="("/>
-                <m:sepChr m:val=""/>
-                <m:endChr m:val=")"/>
-                <m:grow/>
-              </m:dPr>
-              <m:e>
-                <m:r>
-                  <m:t>y</m:t>
-                </m:r>
+            <m:r>
+              <m:rPr>
+                <m:sty m:val="p"/>
+              </m:rPr>
+              <m:t>(</m:t>
+            </m:r>
+            <m:r>
+              <m:t>y</m:t>
+            </m:r>
+            <m:r>
+              <m:rPr>
+                <m:sty m:val="p"/>
+              </m:rPr>
+              <m:t>+</m:t>
+            </m:r>
+            <m:r>
+              <m:t>z</m:t>
+            </m:r>
+            <m:r>
+              <m:rPr>
+                <m:sty m:val="p"/>
+              </m:rPr>
+              <m:t>)</m:t>
+            </m:r>
+          </m:num>
+          <m:den>
+            <m:r>
+              <m:rPr>
+                <m:sty m:val="p"/>
+              </m:rPr>
+              <m:t>(</m:t>
+            </m:r>
+            <m:r>
+              <m:t>x</m:t>
+            </m:r>
+            <m:r>
+              <m:rPr>
+                <m:sty m:val="p"/>
+              </m:rPr>
+              <m:t>+</m:t>
+            </m:r>
+            <m:r>
+              <m:t>y</m:t>
+            </m:r>
+            <m:r>
+              <m:rPr>
+                <m:sty m:val="p"/>
+              </m:rPr>
+              <m:t>+</m:t>
+            </m:r>
+            <m:r>
+              <m:t>z</m:t>
+            </m:r>
+            <m:sSup>
+              <m:e>
                 <m:r>
                   <m:rPr>
                     <m:sty m:val="p"/>
                   </m:rPr>
-                  <m:t>+</m:t>
-                </m:r>
-                <m:r>
-                  <m:t>z</m:t>
-                </m:r>
-              </m:e>
-            </m:d>
-          </m:num>
-          <m:den>
-            <m:sSup>
-              <m:e>
-                <m:d>
-                  <m:dPr>
-                    <m:begChr m:val="("/>
-                    <m:sepChr m:val=""/>
-                    <m:endChr m:val=")"/>
-                    <m:grow/>
-                  </m:dPr>
-                  <m:e>
-                    <m:r>
-                      <m:t>x</m:t>
-                    </m:r>
-                    <m:r>
-                      <m:rPr>
-                        <m:sty m:val="p"/>
-                      </m:rPr>
-                      <m:t>+</m:t>
-                    </m:r>
-                    <m:r>
-                      <m:t>y</m:t>
-                    </m:r>
-                    <m:r>
-                      <m:rPr>
-                        <m:sty m:val="p"/>
-                      </m:rPr>
-                      <m:t>+</m:t>
-                    </m:r>
-                    <m:r>
-                      <m:t>z</m:t>
-                    </m:r>
-                  </m:e>
-                </m:d>
+                  <m:t>)</m:t>
+                </m:r>
               </m:e>
               <m:sup>
                 <m:r>
@@ -2927,63 +2973,67 @@
             <m:r>
               <m:t>z</m:t>
             </m:r>
-            <m:d>
-              <m:dPr>
-                <m:begChr m:val="("/>
-                <m:sepChr m:val=""/>
-                <m:endChr m:val=")"/>
-                <m:grow/>
-              </m:dPr>
-              <m:e>
-                <m:r>
-                  <m:t>x</m:t>
-                </m:r>
+            <m:r>
+              <m:rPr>
+                <m:sty m:val="p"/>
+              </m:rPr>
+              <m:t>(</m:t>
+            </m:r>
+            <m:r>
+              <m:t>x</m:t>
+            </m:r>
+            <m:r>
+              <m:rPr>
+                <m:sty m:val="p"/>
+              </m:rPr>
+              <m:t>+</m:t>
+            </m:r>
+            <m:r>
+              <m:t>z</m:t>
+            </m:r>
+            <m:r>
+              <m:rPr>
+                <m:sty m:val="p"/>
+              </m:rPr>
+              <m:t>)</m:t>
+            </m:r>
+          </m:num>
+          <m:den>
+            <m:r>
+              <m:rPr>
+                <m:sty m:val="p"/>
+              </m:rPr>
+              <m:t>(</m:t>
+            </m:r>
+            <m:r>
+              <m:t>x</m:t>
+            </m:r>
+            <m:r>
+              <m:rPr>
+                <m:sty m:val="p"/>
+              </m:rPr>
+              <m:t>+</m:t>
+            </m:r>
+            <m:r>
+              <m:t>y</m:t>
+            </m:r>
+            <m:r>
+              <m:rPr>
+                <m:sty m:val="p"/>
+              </m:rPr>
+              <m:t>+</m:t>
+            </m:r>
+            <m:r>
+              <m:t>z</m:t>
+            </m:r>
+            <m:sSup>
+              <m:e>
                 <m:r>
                   <m:rPr>
                     <m:sty m:val="p"/>
                   </m:rPr>
-                  <m:t>+</m:t>
-                </m:r>
-                <m:r>
-                  <m:t>z</m:t>
-                </m:r>
-              </m:e>
-            </m:d>
-          </m:num>
-          <m:den>
-            <m:sSup>
-              <m:e>
-                <m:d>
-                  <m:dPr>
-                    <m:begChr m:val="("/>
-                    <m:sepChr m:val=""/>
-                    <m:endChr m:val=")"/>
-                    <m:grow/>
-                  </m:dPr>
-                  <m:e>
-                    <m:r>
-                      <m:t>x</m:t>
-                    </m:r>
-                    <m:r>
-                      <m:rPr>
-                        <m:sty m:val="p"/>
-                      </m:rPr>
-                      <m:t>+</m:t>
-                    </m:r>
-                    <m:r>
-                      <m:t>y</m:t>
-                    </m:r>
-                    <m:r>
-                      <m:rPr>
-                        <m:sty m:val="p"/>
-                      </m:rPr>
-                      <m:t>+</m:t>
-                    </m:r>
-                    <m:r>
-                      <m:t>z</m:t>
-                    </m:r>
-                  </m:e>
-                </m:d>
+                  <m:t>)</m:t>
+                </m:r>
               </m:e>
               <m:sup>
                 <m:r>
@@ -3048,63 +3098,67 @@
             <m:r>
               <m:t>y</m:t>
             </m:r>
-            <m:d>
-              <m:dPr>
-                <m:begChr m:val="("/>
-                <m:sepChr m:val=""/>
-                <m:endChr m:val=")"/>
-                <m:grow/>
-              </m:dPr>
-              <m:e>
-                <m:r>
-                  <m:t>x</m:t>
-                </m:r>
+            <m:r>
+              <m:rPr>
+                <m:sty m:val="p"/>
+              </m:rPr>
+              <m:t>(</m:t>
+            </m:r>
+            <m:r>
+              <m:t>x</m:t>
+            </m:r>
+            <m:r>
+              <m:rPr>
+                <m:sty m:val="p"/>
+              </m:rPr>
+              <m:t>+</m:t>
+            </m:r>
+            <m:r>
+              <m:t>y</m:t>
+            </m:r>
+            <m:r>
+              <m:rPr>
+                <m:sty m:val="p"/>
+              </m:rPr>
+              <m:t>)</m:t>
+            </m:r>
+          </m:num>
+          <m:den>
+            <m:r>
+              <m:rPr>
+                <m:sty m:val="p"/>
+              </m:rPr>
+              <m:t>(</m:t>
+            </m:r>
+            <m:r>
+              <m:t>x</m:t>
+            </m:r>
+            <m:r>
+              <m:rPr>
+                <m:sty m:val="p"/>
+              </m:rPr>
+              <m:t>+</m:t>
+            </m:r>
+            <m:r>
+              <m:t>y</m:t>
+            </m:r>
+            <m:r>
+              <m:rPr>
+                <m:sty m:val="p"/>
+              </m:rPr>
+              <m:t>+</m:t>
+            </m:r>
+            <m:r>
+              <m:t>z</m:t>
+            </m:r>
+            <m:sSup>
+              <m:e>
                 <m:r>
                   <m:rPr>
                     <m:sty m:val="p"/>
                   </m:rPr>
-                  <m:t>+</m:t>
-                </m:r>
-                <m:r>
-                  <m:t>y</m:t>
-                </m:r>
-              </m:e>
-            </m:d>
-          </m:num>
-          <m:den>
-            <m:sSup>
-              <m:e>
-                <m:d>
-                  <m:dPr>
-                    <m:begChr m:val="("/>
-                    <m:sepChr m:val=""/>
-                    <m:endChr m:val=")"/>
-                    <m:grow/>
-                  </m:dPr>
-                  <m:e>
-                    <m:r>
-                      <m:t>x</m:t>
-                    </m:r>
-                    <m:r>
-                      <m:rPr>
-                        <m:sty m:val="p"/>
-                      </m:rPr>
-                      <m:t>+</m:t>
-                    </m:r>
-                    <m:r>
-                      <m:t>y</m:t>
-                    </m:r>
-                    <m:r>
-                      <m:rPr>
-                        <m:sty m:val="p"/>
-                      </m:rPr>
-                      <m:t>+</m:t>
-                    </m:r>
-                    <m:r>
-                      <m:t>z</m:t>
-                    </m:r>
-                  </m:e>
-                </m:d>
+                  <m:t>)</m:t>
+                </m:r>
               </m:e>
               <m:sup>
                 <m:r>
@@ -3119,8 +3173,8 @@
         <w:t xml:space="preserve">.</w:t>
       </w:r>
     </w:p>
-    <w:bookmarkEnd w:id="21"/>
-    <w:bookmarkStart w:id="22" w:name="q2"/>
+    <w:bookmarkEnd w:id="10"/>
+    <w:bookmarkStart w:id="11" w:name="q2"/>
     <w:p>
       <w:pPr>
         <w:pStyle w:val="Heading2"/>
@@ -3986,38 +4040,42 @@
           </m:rPr>
           <m:t>cos</m:t>
         </m:r>
-        <m:d>
-          <m:dPr>
-            <m:begChr m:val="("/>
-            <m:sepChr m:val=""/>
-            <m:endChr m:val=")"/>
-            <m:grow/>
-          </m:dPr>
-          <m:e>
-            <m:r>
-              <m:t>x</m:t>
-            </m:r>
-          </m:e>
-        </m:d>
+        <m:r>
+          <m:rPr>
+            <m:sty m:val="p"/>
+          </m:rPr>
+          <m:t>(</m:t>
+        </m:r>
+        <m:r>
+          <m:t>x</m:t>
+        </m:r>
+        <m:r>
+          <m:rPr>
+            <m:sty m:val="p"/>
+          </m:rPr>
+          <m:t>)</m:t>
+        </m:r>
         <m:r>
           <m:rPr>
             <m:sty m:val="p"/>
           </m:rPr>
           <m:t>sinh</m:t>
         </m:r>
-        <m:d>
-          <m:dPr>
-            <m:begChr m:val="("/>
-            <m:sepChr m:val=""/>
-            <m:endChr m:val=")"/>
-            <m:grow/>
-          </m:dPr>
-          <m:e>
-            <m:r>
-              <m:t>y</m:t>
-            </m:r>
-          </m:e>
-        </m:d>
+        <m:r>
+          <m:rPr>
+            <m:sty m:val="p"/>
+          </m:rPr>
+          <m:t>(</m:t>
+        </m:r>
+        <m:r>
+          <m:t>y</m:t>
+        </m:r>
+        <m:r>
+          <m:rPr>
+            <m:sty m:val="p"/>
+          </m:rPr>
+          <m:t>)</m:t>
+        </m:r>
       </m:oMath>
       <w:r>
         <w:t xml:space="preserve"> </w:t>
@@ -4086,38 +4144,42 @@
           </m:rPr>
           <m:t>cos</m:t>
         </m:r>
-        <m:d>
-          <m:dPr>
-            <m:begChr m:val="("/>
-            <m:sepChr m:val=""/>
-            <m:endChr m:val=")"/>
-            <m:grow/>
-          </m:dPr>
-          <m:e>
-            <m:r>
-              <m:t>x</m:t>
-            </m:r>
-          </m:e>
-        </m:d>
+        <m:r>
+          <m:rPr>
+            <m:sty m:val="p"/>
+          </m:rPr>
+          <m:t>(</m:t>
+        </m:r>
+        <m:r>
+          <m:t>x</m:t>
+        </m:r>
+        <m:r>
+          <m:rPr>
+            <m:sty m:val="p"/>
+          </m:rPr>
+          <m:t>)</m:t>
+        </m:r>
         <m:r>
           <m:rPr>
             <m:sty m:val="p"/>
           </m:rPr>
           <m:t>sinh</m:t>
         </m:r>
-        <m:d>
-          <m:dPr>
-            <m:begChr m:val="("/>
-            <m:sepChr m:val=""/>
-            <m:endChr m:val=")"/>
-            <m:grow/>
-          </m:dPr>
-          <m:e>
-            <m:r>
-              <m:t>y</m:t>
-            </m:r>
-          </m:e>
-        </m:d>
+        <m:r>
+          <m:rPr>
+            <m:sty m:val="p"/>
+          </m:rPr>
+          <m:t>(</m:t>
+        </m:r>
+        <m:r>
+          <m:t>y</m:t>
+        </m:r>
+        <m:r>
+          <m:rPr>
+            <m:sty m:val="p"/>
+          </m:rPr>
+          <m:t>)</m:t>
+        </m:r>
       </m:oMath>
       <w:r>
         <w:t xml:space="preserve"> </w:t>
@@ -4322,19 +4384,21 @@
           </m:rPr>
           <m:t>sin</m:t>
         </m:r>
-        <m:d>
-          <m:dPr>
-            <m:begChr m:val="("/>
-            <m:sepChr m:val=""/>
-            <m:endChr m:val=")"/>
-            <m:grow/>
-          </m:dPr>
-          <m:e>
-            <m:r>
-              <m:t>y</m:t>
-            </m:r>
-          </m:e>
-        </m:d>
+        <m:r>
+          <m:rPr>
+            <m:sty m:val="p"/>
+          </m:rPr>
+          <m:t>(</m:t>
+        </m:r>
+        <m:r>
+          <m:t>y</m:t>
+        </m:r>
+        <m:r>
+          <m:rPr>
+            <m:sty m:val="p"/>
+          </m:rPr>
+          <m:t>)</m:t>
+        </m:r>
       </m:oMath>
       <w:r>
         <w:t xml:space="preserve"> </w:t>
@@ -4421,19 +4485,21 @@
           </m:rPr>
           <m:t>sin</m:t>
         </m:r>
-        <m:d>
-          <m:dPr>
-            <m:begChr m:val="("/>
-            <m:sepChr m:val=""/>
-            <m:endChr m:val=")"/>
-            <m:grow/>
-          </m:dPr>
-          <m:e>
-            <m:r>
-              <m:t>y</m:t>
-            </m:r>
-          </m:e>
-        </m:d>
+        <m:r>
+          <m:rPr>
+            <m:sty m:val="p"/>
+          </m:rPr>
+          <m:t>(</m:t>
+        </m:r>
+        <m:r>
+          <m:t>y</m:t>
+        </m:r>
+        <m:r>
+          <m:rPr>
+            <m:sty m:val="p"/>
+          </m:rPr>
+          <m:t>)</m:t>
+        </m:r>
       </m:oMath>
       <w:r>
         <w:t xml:space="preserve"> </w:t>
@@ -4636,48 +4702,50 @@
             </m:r>
           </m:num>
           <m:den>
-            <m:sSup>
-              <m:e>
-                <m:d>
-                  <m:dPr>
-                    <m:begChr m:val="("/>
-                    <m:sepChr m:val=""/>
-                    <m:endChr m:val=")"/>
-                    <m:grow/>
-                  </m:dPr>
-                  <m:e>
-                    <m:sSup>
-                      <m:e>
-                        <m:r>
-                          <m:t>x</m:t>
-                        </m:r>
-                      </m:e>
-                      <m:sup>
-                        <m:r>
-                          <m:t>2</m:t>
-                        </m:r>
-                      </m:sup>
-                    </m:sSup>
-                    <m:r>
-                      <m:rPr>
-                        <m:sty m:val="p"/>
-                      </m:rPr>
-                      <m:t>+</m:t>
-                    </m:r>
-                    <m:sSup>
-                      <m:e>
-                        <m:r>
-                          <m:t>y</m:t>
-                        </m:r>
-                      </m:e>
-                      <m:sup>
-                        <m:r>
-                          <m:t>2</m:t>
-                        </m:r>
-                      </m:sup>
-                    </m:sSup>
-                  </m:e>
-                </m:d>
+            <m:r>
+              <m:rPr>
+                <m:sty m:val="p"/>
+              </m:rPr>
+              <m:t>(</m:t>
+            </m:r>
+            <m:sSup>
+              <m:e>
+                <m:r>
+                  <m:t>x</m:t>
+                </m:r>
+              </m:e>
+              <m:sup>
+                <m:r>
+                  <m:t>2</m:t>
+                </m:r>
+              </m:sup>
+            </m:sSup>
+            <m:r>
+              <m:rPr>
+                <m:sty m:val="p"/>
+              </m:rPr>
+              <m:t>+</m:t>
+            </m:r>
+            <m:sSup>
+              <m:e>
+                <m:r>
+                  <m:t>y</m:t>
+                </m:r>
+              </m:e>
+              <m:sup>
+                <m:r>
+                  <m:t>2</m:t>
+                </m:r>
+              </m:sup>
+            </m:sSup>
+            <m:sSup>
+              <m:e>
+                <m:r>
+                  <m:rPr>
+                    <m:sty m:val="p"/>
+                  </m:rPr>
+                  <m:t>)</m:t>
+                </m:r>
               </m:e>
               <m:sup>
                 <m:r>
@@ -4771,48 +4839,50 @@
             </m:r>
           </m:num>
           <m:den>
-            <m:sSup>
-              <m:e>
-                <m:d>
-                  <m:dPr>
-                    <m:begChr m:val="("/>
-                    <m:sepChr m:val=""/>
-                    <m:endChr m:val=")"/>
-                    <m:grow/>
-                  </m:dPr>
-                  <m:e>
-                    <m:sSup>
-                      <m:e>
-                        <m:r>
-                          <m:t>x</m:t>
-                        </m:r>
-                      </m:e>
-                      <m:sup>
-                        <m:r>
-                          <m:t>2</m:t>
-                        </m:r>
-                      </m:sup>
-                    </m:sSup>
-                    <m:r>
-                      <m:rPr>
-                        <m:sty m:val="p"/>
-                      </m:rPr>
-                      <m:t>+</m:t>
-                    </m:r>
-                    <m:sSup>
-                      <m:e>
-                        <m:r>
-                          <m:t>y</m:t>
-                        </m:r>
-                      </m:e>
-                      <m:sup>
-                        <m:r>
-                          <m:t>2</m:t>
-                        </m:r>
-                      </m:sup>
-                    </m:sSup>
-                  </m:e>
-                </m:d>
+            <m:r>
+              <m:rPr>
+                <m:sty m:val="p"/>
+              </m:rPr>
+              <m:t>(</m:t>
+            </m:r>
+            <m:sSup>
+              <m:e>
+                <m:r>
+                  <m:t>x</m:t>
+                </m:r>
+              </m:e>
+              <m:sup>
+                <m:r>
+                  <m:t>2</m:t>
+                </m:r>
+              </m:sup>
+            </m:sSup>
+            <m:r>
+              <m:rPr>
+                <m:sty m:val="p"/>
+              </m:rPr>
+              <m:t>+</m:t>
+            </m:r>
+            <m:sSup>
+              <m:e>
+                <m:r>
+                  <m:t>y</m:t>
+                </m:r>
+              </m:e>
+              <m:sup>
+                <m:r>
+                  <m:t>2</m:t>
+                </m:r>
+              </m:sup>
+            </m:sSup>
+            <m:sSup>
+              <m:e>
+                <m:r>
+                  <m:rPr>
+                    <m:sty m:val="p"/>
+                  </m:rPr>
+                  <m:t>)</m:t>
+                </m:r>
               </m:e>
               <m:sup>
                 <m:r>
@@ -5016,90 +5086,94 @@
             <m:r>
               <m:t>2</m:t>
             </m:r>
-            <m:d>
-              <m:dPr>
-                <m:begChr m:val="("/>
-                <m:sepChr m:val=""/>
-                <m:endChr m:val=")"/>
-                <m:grow/>
-              </m:dPr>
-              <m:e>
-                <m:sSup>
-                  <m:e>
-                    <m:r>
-                      <m:t>y</m:t>
-                    </m:r>
-                  </m:e>
-                  <m:sup>
-                    <m:r>
-                      <m:t>2</m:t>
-                    </m:r>
-                  </m:sup>
-                </m:sSup>
+            <m:r>
+              <m:rPr>
+                <m:sty m:val="p"/>
+              </m:rPr>
+              <m:t>(</m:t>
+            </m:r>
+            <m:sSup>
+              <m:e>
+                <m:r>
+                  <m:t>y</m:t>
+                </m:r>
+              </m:e>
+              <m:sup>
+                <m:r>
+                  <m:t>2</m:t>
+                </m:r>
+              </m:sup>
+            </m:sSup>
+            <m:r>
+              <m:rPr>
+                <m:sty m:val="p"/>
+              </m:rPr>
+              <m:t>−</m:t>
+            </m:r>
+            <m:sSup>
+              <m:e>
+                <m:r>
+                  <m:t>x</m:t>
+                </m:r>
+              </m:e>
+              <m:sup>
+                <m:r>
+                  <m:t>2</m:t>
+                </m:r>
+              </m:sup>
+            </m:sSup>
+            <m:r>
+              <m:rPr>
+                <m:sty m:val="p"/>
+              </m:rPr>
+              <m:t>)</m:t>
+            </m:r>
+          </m:num>
+          <m:den>
+            <m:r>
+              <m:rPr>
+                <m:sty m:val="p"/>
+              </m:rPr>
+              <m:t>(</m:t>
+            </m:r>
+            <m:sSup>
+              <m:e>
+                <m:r>
+                  <m:t>x</m:t>
+                </m:r>
+              </m:e>
+              <m:sup>
+                <m:r>
+                  <m:t>2</m:t>
+                </m:r>
+              </m:sup>
+            </m:sSup>
+            <m:r>
+              <m:rPr>
+                <m:sty m:val="p"/>
+              </m:rPr>
+              <m:t>+</m:t>
+            </m:r>
+            <m:sSup>
+              <m:e>
+                <m:r>
+                  <m:t>y</m:t>
+                </m:r>
+              </m:e>
+              <m:sup>
+                <m:r>
+                  <m:t>2</m:t>
+                </m:r>
+              </m:sup>
+            </m:sSup>
+            <m:sSup>
+              <m:e>
                 <m:r>
                   <m:rPr>
                     <m:sty m:val="p"/>
                   </m:rPr>
-                  <m:t>−</m:t>
-                </m:r>
-                <m:sSup>
-                  <m:e>
-                    <m:r>
-                      <m:t>x</m:t>
-                    </m:r>
-                  </m:e>
-                  <m:sup>
-                    <m:r>
-                      <m:t>2</m:t>
-                    </m:r>
-                  </m:sup>
-                </m:sSup>
-              </m:e>
-            </m:d>
-          </m:num>
-          <m:den>
-            <m:sSup>
-              <m:e>
-                <m:d>
-                  <m:dPr>
-                    <m:begChr m:val="("/>
-                    <m:sepChr m:val=""/>
-                    <m:endChr m:val=")"/>
-                    <m:grow/>
-                  </m:dPr>
-                  <m:e>
-                    <m:sSup>
-                      <m:e>
-                        <m:r>
-                          <m:t>x</m:t>
-                        </m:r>
-                      </m:e>
-                      <m:sup>
-                        <m:r>
-                          <m:t>2</m:t>
-                        </m:r>
-                      </m:sup>
-                    </m:sSup>
-                    <m:r>
-                      <m:rPr>
-                        <m:sty m:val="p"/>
-                      </m:rPr>
-                      <m:t>+</m:t>
-                    </m:r>
-                    <m:sSup>
-                      <m:e>
-                        <m:r>
-                          <m:t>y</m:t>
-                        </m:r>
-                      </m:e>
-                      <m:sup>
-                        <m:r>
-                          <m:t>2</m:t>
-                        </m:r>
-                      </m:sup>
-                    </m:sSup>
-                  </m:e>
-                </m:d>
+                  <m:t>)</m:t>
+                </m:r>
               </m:e>
               <m:sup>
                 <m:r>
@@ -5179,90 +5253,94 @@
             <m:r>
               <m:t>2</m:t>
             </m:r>
-            <m:d>
-              <m:dPr>
-                <m:begChr m:val="("/>
-                <m:sepChr m:val=""/>
-                <m:endChr m:val=")"/>
-                <m:grow/>
-              </m:dPr>
-              <m:e>
-                <m:sSup>
-                  <m:e>
-                    <m:r>
-                      <m:t>x</m:t>
-                    </m:r>
-                  </m:e>
-                  <m:sup>
-                    <m:r>
-                      <m:t>2</m:t>
-                    </m:r>
-                  </m:sup>
-                </m:sSup>
+            <m:r>
+              <m:rPr>
+                <m:sty m:val="p"/>
+              </m:rPr>
+              <m:t>(</m:t>
+            </m:r>
+            <m:sSup>
+              <m:e>
+                <m:r>
+                  <m:t>x</m:t>
+                </m:r>
+              </m:e>
+              <m:sup>
+                <m:r>
+                  <m:t>2</m:t>
+                </m:r>
+              </m:sup>
+            </m:sSup>
+            <m:r>
+              <m:rPr>
+                <m:sty m:val="p"/>
+              </m:rPr>
+              <m:t>−</m:t>
+            </m:r>
+            <m:sSup>
+              <m:e>
+                <m:r>
+                  <m:t>y</m:t>
+                </m:r>
+              </m:e>
+              <m:sup>
+                <m:r>
+                  <m:t>2</m:t>
+                </m:r>
+              </m:sup>
+            </m:sSup>
+            <m:r>
+              <m:rPr>
+                <m:sty m:val="p"/>
+              </m:rPr>
+              <m:t>)</m:t>
+            </m:r>
+          </m:num>
+          <m:den>
+            <m:r>
+              <m:rPr>
+                <m:sty m:val="p"/>
+              </m:rPr>
+              <m:t>(</m:t>
+            </m:r>
+            <m:sSup>
+              <m:e>
+                <m:r>
+                  <m:t>x</m:t>
+                </m:r>
+              </m:e>
+              <m:sup>
+                <m:r>
+                  <m:t>2</m:t>
+                </m:r>
+              </m:sup>
+            </m:sSup>
+            <m:r>
+              <m:rPr>
+                <m:sty m:val="p"/>
+              </m:rPr>
+              <m:t>+</m:t>
+            </m:r>
+            <m:sSup>
+              <m:e>
+                <m:r>
+                  <m:t>y</m:t>
+                </m:r>
+              </m:e>
+              <m:sup>
+                <m:r>
+                  <m:t>2</m:t>
+                </m:r>
+              </m:sup>
+            </m:sSup>
+            <m:sSup>
+              <m:e>
                 <m:r>
                   <m:rPr>
                     <m:sty m:val="p"/>
                   </m:rPr>
-                  <m:t>−</m:t>
-                </m:r>
-                <m:sSup>
-                  <m:e>
-                    <m:r>
-                      <m:t>y</m:t>
-                    </m:r>
-                  </m:e>
-                  <m:sup>
-                    <m:r>
-                      <m:t>2</m:t>
-                    </m:r>
-                  </m:sup>
-                </m:sSup>
-              </m:e>
-            </m:d>
-          </m:num>
-          <m:den>
-            <m:sSup>
-              <m:e>
-                <m:d>
-                  <m:dPr>
-                    <m:begChr m:val="("/>
-                    <m:sepChr m:val=""/>
-                    <m:endChr m:val=")"/>
-                    <m:grow/>
-                  </m:dPr>
-                  <m:e>
-                    <m:sSup>
-                      <m:e>
-                        <m:r>
-                          <m:t>x</m:t>
-                        </m:r>
-                      </m:e>
-                      <m:sup>
-                        <m:r>
-                          <m:t>2</m:t>
-                        </m:r>
-                      </m:sup>
-                    </m:sSup>
-                    <m:r>
-                      <m:rPr>
-                        <m:sty m:val="p"/>
-                      </m:rPr>
-                      <m:t>+</m:t>
-                    </m:r>
-                    <m:sSup>
-                      <m:e>
-                        <m:r>
-                          <m:t>y</m:t>
-                        </m:r>
-                      </m:e>
-                      <m:sup>
-                        <m:r>
-                          <m:t>2</m:t>
-                        </m:r>
-                      </m:sup>
-                    </m:sSup>
-                  </m:e>
-                </m:d>
+                  <m:t>)</m:t>
+                </m:r>
               </m:e>
               <m:sup>
                 <m:r>
@@ -5393,8 +5471,8 @@
         <w:t xml:space="preserve">.</w:t>
       </w:r>
     </w:p>
-    <w:bookmarkEnd w:id="22"/>
-    <w:bookmarkStart w:id="23" w:name="q3"/>
+    <w:bookmarkEnd w:id="11"/>
+    <w:bookmarkStart w:id="12" w:name="q3"/>
     <w:p>
       <w:pPr>
         <w:pStyle w:val="Heading2"/>
@@ -5761,19 +5839,21 @@
           </m:rPr>
           <m:t>sin</m:t>
         </m:r>
-        <m:d>
-          <m:dPr>
-            <m:begChr m:val="("/>
-            <m:sepChr m:val=""/>
-            <m:endChr m:val=")"/>
-            <m:grow/>
-          </m:dPr>
-          <m:e>
-            <m:r>
-              <m:t>y</m:t>
-            </m:r>
-          </m:e>
-        </m:d>
+        <m:r>
+          <m:rPr>
+            <m:sty m:val="p"/>
+          </m:rPr>
+          <m:t>(</m:t>
+        </m:r>
+        <m:r>
+          <m:t>y</m:t>
+        </m:r>
+        <m:r>
+          <m:rPr>
+            <m:sty m:val="p"/>
+          </m:rPr>
+          <m:t>)</m:t>
+        </m:r>
       </m:oMath>
       <w:r>
         <w:t xml:space="preserve"> </w:t>
@@ -5854,19 +5934,21 @@
           </m:rPr>
           <m:t>sin</m:t>
         </m:r>
-        <m:d>
-          <m:dPr>
-            <m:begChr m:val="("/>
-            <m:sepChr m:val=""/>
-            <m:endChr m:val=")"/>
-            <m:grow/>
-          </m:dPr>
-          <m:e>
-            <m:r>
-              <m:t>y</m:t>
-            </m:r>
-          </m:e>
-        </m:d>
+        <m:r>
+          <m:rPr>
+            <m:sty m:val="p"/>
+          </m:rPr>
+          <m:t>(</m:t>
+        </m:r>
+        <m:r>
+          <m:t>y</m:t>
+        </m:r>
+        <m:r>
+          <m:rPr>
+            <m:sty m:val="p"/>
+          </m:rPr>
+          <m:t>)</m:t>
+        </m:r>
       </m:oMath>
       <w:r>
         <w:t xml:space="preserve"> </w:t>
@@ -6047,30 +6129,32 @@
         <m:r>
           <m:t>20</m:t>
         </m:r>
+        <m:r>
+          <m:rPr>
+            <m:sty m:val="p"/>
+          </m:rPr>
+          <m:t>(</m:t>
+        </m:r>
+        <m:r>
+          <m:t>x</m:t>
+        </m:r>
+        <m:r>
+          <m:rPr>
+            <m:sty m:val="p"/>
+          </m:rPr>
+          <m:t>+</m:t>
+        </m:r>
+        <m:r>
+          <m:t>y</m:t>
+        </m:r>
         <m:sSup>
           <m:e>
-            <m:d>
-              <m:dPr>
-                <m:begChr m:val="("/>
-                <m:sepChr m:val=""/>
-                <m:endChr m:val=")"/>
-                <m:grow/>
-              </m:dPr>
-              <m:e>
-                <m:r>
-                  <m:t>x</m:t>
-                </m:r>
-                <m:r>
-                  <m:rPr>
-                    <m:sty m:val="p"/>
-                  </m:rPr>
-                  <m:t>+</m:t>
-                </m:r>
-                <m:r>
-                  <m:t>y</m:t>
-                </m:r>
-              </m:e>
-            </m:d>
+            <m:r>
+              <m:rPr>
+                <m:sty m:val="p"/>
+              </m:rPr>
+              <m:t>)</m:t>
+            </m:r>
           </m:e>
           <m:sup>
             <m:r>
@@ -6143,30 +6227,32 @@
         <m:r>
           <m:t>20</m:t>
         </m:r>
+        <m:r>
+          <m:rPr>
+            <m:sty m:val="p"/>
+          </m:rPr>
+          <m:t>(</m:t>
+        </m:r>
+        <m:r>
+          <m:t>x</m:t>
+        </m:r>
+        <m:r>
+          <m:rPr>
+            <m:sty m:val="p"/>
+          </m:rPr>
+          <m:t>+</m:t>
+        </m:r>
+        <m:r>
+          <m:t>y</m:t>
+        </m:r>
         <m:sSup>
           <m:e>
-            <m:d>
-              <m:dPr>
-                <m:begChr m:val="("/>
-                <m:sepChr m:val=""/>
-                <m:endChr m:val=")"/>
-                <m:grow/>
-              </m:dPr>
-              <m:e>
-                <m:r>
-                  <m:t>x</m:t>
-                </m:r>
-                <m:r>
-                  <m:rPr>
-                    <m:sty m:val="p"/>
-                  </m:rPr>
-                  <m:t>+</m:t>
-                </m:r>
-                <m:r>
-                  <m:t>y</m:t>
-                </m:r>
-              </m:e>
-            </m:d>
+            <m:r>
+              <m:rPr>
+                <m:sty m:val="p"/>
+              </m:rPr>
+              <m:t>)</m:t>
+            </m:r>
           </m:e>
           <m:sup>
             <m:r>
@@ -6367,30 +6453,32 @@
             </m:r>
           </m:num>
           <m:den>
-            <m:sSup>
-              <m:e>
-                <m:d>
-                  <m:dPr>
-                    <m:begChr m:val="("/>
-                    <m:sepChr m:val=""/>
-                    <m:endChr m:val=")"/>
-                    <m:grow/>
-                  </m:dPr>
-                  <m:e>
-                    <m:r>
-                      <m:t>y</m:t>
-                    </m:r>
-                    <m:r>
-                      <m:rPr>
-                        <m:sty m:val="p"/>
-                      </m:rPr>
-                      <m:t>+</m:t>
-                    </m:r>
-                    <m:r>
-                      <m:t>1</m:t>
-                    </m:r>
-                  </m:e>
-                </m:d>
+            <m:r>
+              <m:rPr>
+                <m:sty m:val="p"/>
+              </m:rPr>
+              <m:t>(</m:t>
+            </m:r>
+            <m:r>
+              <m:t>y</m:t>
+            </m:r>
+            <m:r>
+              <m:rPr>
+                <m:sty m:val="p"/>
+              </m:rPr>
+              <m:t>+</m:t>
+            </m:r>
+            <m:r>
+              <m:t>1</m:t>
+            </m:r>
+            <m:sSup>
+              <m:e>
+                <m:r>
+                  <m:rPr>
+                    <m:sty m:val="p"/>
+                  </m:rPr>
+                  <m:t>)</m:t>
+                </m:r>
               </m:e>
               <m:sup>
                 <m:r>
@@ -6478,30 +6566,32 @@
             </m:r>
           </m:num>
           <m:den>
-            <m:sSup>
-              <m:e>
-                <m:d>
-                  <m:dPr>
-                    <m:begChr m:val="("/>
-                    <m:sepChr m:val=""/>
-                    <m:endChr m:val=")"/>
-                    <m:grow/>
-                  </m:dPr>
-                  <m:e>
-                    <m:r>
-                      <m:t>y</m:t>
-                    </m:r>
-                    <m:r>
-                      <m:rPr>
-                        <m:sty m:val="p"/>
-                      </m:rPr>
-                      <m:t>+</m:t>
-                    </m:r>
-                    <m:r>
-                      <m:t>1</m:t>
-                    </m:r>
-                  </m:e>
-                </m:d>
+            <m:r>
+              <m:rPr>
+                <m:sty m:val="p"/>
+              </m:rPr>
+              <m:t>(</m:t>
+            </m:r>
+            <m:r>
+              <m:t>y</m:t>
+            </m:r>
+            <m:r>
+              <m:rPr>
+                <m:sty m:val="p"/>
+              </m:rPr>
+              <m:t>+</m:t>
+            </m:r>
+            <m:r>
+              <m:t>1</m:t>
+            </m:r>
+            <m:sSup>
+              <m:e>
+                <m:r>
+                  <m:rPr>
+                    <m:sty m:val="p"/>
+                  </m:rPr>
+                  <m:t>)</m:t>
+                </m:r>
               </m:e>
               <m:sup>
                 <m:r>
@@ -6707,48 +6797,50 @@
             </m:r>
           </m:num>
           <m:den>
-            <m:sSup>
-              <m:e>
-                <m:d>
-                  <m:dPr>
-                    <m:begChr m:val="("/>
-                    <m:sepChr m:val=""/>
-                    <m:endChr m:val=")"/>
-                    <m:grow/>
-                  </m:dPr>
-                  <m:e>
-                    <m:sSup>
-                      <m:e>
-                        <m:r>
-                          <m:t>x</m:t>
-                        </m:r>
-                      </m:e>
-                      <m:sup>
-                        <m:r>
-                          <m:t>2</m:t>
-                        </m:r>
-                      </m:sup>
-                    </m:sSup>
-                    <m:r>
-                      <m:rPr>
-                        <m:sty m:val="p"/>
-                      </m:rPr>
-                      <m:t>+</m:t>
-                    </m:r>
-                    <m:sSup>
-                      <m:e>
-                        <m:r>
-                          <m:t>y</m:t>
-                        </m:r>
-                      </m:e>
-                      <m:sup>
-                        <m:r>
-                          <m:t>2</m:t>
-                        </m:r>
-                      </m:sup>
-                    </m:sSup>
-                  </m:e>
-                </m:d>
+            <m:r>
+              <m:rPr>
+                <m:sty m:val="p"/>
+              </m:rPr>
+              <m:t>(</m:t>
+            </m:r>
+            <m:sSup>
+              <m:e>
+                <m:r>
+                  <m:t>x</m:t>
+                </m:r>
+              </m:e>
+              <m:sup>
+                <m:r>
+                  <m:t>2</m:t>
+                </m:r>
+              </m:sup>
+            </m:sSup>
+            <m:r>
+              <m:rPr>
+                <m:sty m:val="p"/>
+              </m:rPr>
+              <m:t>+</m:t>
+            </m:r>
+            <m:sSup>
+              <m:e>
+                <m:r>
+                  <m:t>y</m:t>
+                </m:r>
+              </m:e>
+              <m:sup>
+                <m:r>
+                  <m:t>2</m:t>
+                </m:r>
+              </m:sup>
+            </m:sSup>
+            <m:sSup>
+              <m:e>
+                <m:r>
+                  <m:rPr>
+                    <m:sty m:val="p"/>
+                  </m:rPr>
+                  <m:t>)</m:t>
+                </m:r>
               </m:e>
               <m:sup>
                 <m:r>
@@ -6848,48 +6940,50 @@
             </m:r>
           </m:num>
           <m:den>
-            <m:sSup>
-              <m:e>
-                <m:d>
-                  <m:dPr>
-                    <m:begChr m:val="("/>
-                    <m:sepChr m:val=""/>
-                    <m:endChr m:val=")"/>
-                    <m:grow/>
-                  </m:dPr>
-                  <m:e>
-                    <m:sSup>
-                      <m:e>
-                        <m:r>
-                          <m:t>x</m:t>
-                        </m:r>
-                      </m:e>
-                      <m:sup>
-                        <m:r>
-                          <m:t>2</m:t>
-                        </m:r>
-                      </m:sup>
-                    </m:sSup>
-                    <m:r>
-                      <m:rPr>
-                        <m:sty m:val="p"/>
-                      </m:rPr>
-                      <m:t>+</m:t>
-                    </m:r>
-                    <m:sSup>
-                      <m:e>
-                        <m:r>
-                          <m:t>y</m:t>
-                        </m:r>
-                      </m:e>
-                      <m:sup>
-                        <m:r>
-                          <m:t>2</m:t>
-                        </m:r>
-                      </m:sup>
-                    </m:sSup>
-                  </m:e>
-                </m:d>
+            <m:r>
+              <m:rPr>
+                <m:sty m:val="p"/>
+              </m:rPr>
+              <m:t>(</m:t>
+            </m:r>
+            <m:sSup>
+              <m:e>
+                <m:r>
+                  <m:t>x</m:t>
+                </m:r>
+              </m:e>
+              <m:sup>
+                <m:r>
+                  <m:t>2</m:t>
+                </m:r>
+              </m:sup>
+            </m:sSup>
+            <m:r>
+              <m:rPr>
+                <m:sty m:val="p"/>
+              </m:rPr>
+              <m:t>+</m:t>
+            </m:r>
+            <m:sSup>
+              <m:e>
+                <m:r>
+                  <m:t>y</m:t>
+                </m:r>
+              </m:e>
+              <m:sup>
+                <m:r>
+                  <m:t>2</m:t>
+                </m:r>
+              </m:sup>
+            </m:sSup>
+            <m:sSup>
+              <m:e>
+                <m:r>
+                  <m:rPr>
+                    <m:sty m:val="p"/>
+                  </m:rPr>
+                  <m:t>)</m:t>
+                </m:r>
               </m:e>
               <m:sup>
                 <m:r>
@@ -7097,19 +7191,21 @@
           </m:rPr>
           <m:t>cos</m:t>
         </m:r>
-        <m:d>
-          <m:dPr>
-            <m:begChr m:val="("/>
-            <m:sepChr m:val=""/>
-            <m:endChr m:val=")"/>
-            <m:grow/>
-          </m:dPr>
-          <m:e>
-            <m:r>
-              <m:t>y</m:t>
-            </m:r>
-          </m:e>
-        </m:d>
+        <m:r>
+          <m:rPr>
+            <m:sty m:val="p"/>
+          </m:rPr>
+          <m:t>(</m:t>
+        </m:r>
+        <m:r>
+          <m:t>y</m:t>
+        </m:r>
+        <m:r>
+          <m:rPr>
+            <m:sty m:val="p"/>
+          </m:rPr>
+          <m:t>)</m:t>
+        </m:r>
         <m:r>
           <m:rPr>
             <m:sty m:val="p"/>
@@ -7128,19 +7224,21 @@
           </m:rPr>
           <m:t>sin</m:t>
         </m:r>
-        <m:d>
-          <m:dPr>
-            <m:begChr m:val="("/>
-            <m:sepChr m:val=""/>
-            <m:endChr m:val=")"/>
-            <m:grow/>
-          </m:dPr>
-          <m:e>
-            <m:r>
-              <m:t>x</m:t>
-            </m:r>
-          </m:e>
-        </m:d>
+        <m:r>
+          <m:rPr>
+            <m:sty m:val="p"/>
+          </m:rPr>
+          <m:t>(</m:t>
+        </m:r>
+        <m:r>
+          <m:t>x</m:t>
+        </m:r>
+        <m:r>
+          <m:rPr>
+            <m:sty m:val="p"/>
+          </m:rPr>
+          <m:t>)</m:t>
+        </m:r>
       </m:oMath>
       <w:r>
         <w:t xml:space="preserve"> </w:t>
@@ -7215,19 +7313,21 @@
           </m:rPr>
           <m:t>cos</m:t>
         </m:r>
-        <m:d>
-          <m:dPr>
-            <m:begChr m:val="("/>
-            <m:sepChr m:val=""/>
-            <m:endChr m:val=")"/>
-            <m:grow/>
-          </m:dPr>
-          <m:e>
-            <m:r>
-              <m:t>y</m:t>
-            </m:r>
-          </m:e>
-        </m:d>
+        <m:r>
+          <m:rPr>
+            <m:sty m:val="p"/>
+          </m:rPr>
+          <m:t>(</m:t>
+        </m:r>
+        <m:r>
+          <m:t>y</m:t>
+        </m:r>
+        <m:r>
+          <m:rPr>
+            <m:sty m:val="p"/>
+          </m:rPr>
+          <m:t>)</m:t>
+        </m:r>
         <m:r>
           <m:rPr>
             <m:sty m:val="p"/>
@@ -7246,19 +7346,21 @@
           </m:rPr>
           <m:t>sin</m:t>
         </m:r>
-        <m:d>
-          <m:dPr>
-            <m:begChr m:val="("/>
-            <m:sepChr m:val=""/>
-            <m:endChr m:val=")"/>
-            <m:grow/>
-          </m:dPr>
-          <m:e>
-            <m:r>
-              <m:t>x</m:t>
-            </m:r>
-          </m:e>
-        </m:d>
+        <m:r>
+          <m:rPr>
+            <m:sty m:val="p"/>
+          </m:rPr>
+          <m:t>(</m:t>
+        </m:r>
+        <m:r>
+          <m:t>x</m:t>
+        </m:r>
+        <m:r>
+          <m:rPr>
+            <m:sty m:val="p"/>
+          </m:rPr>
+          <m:t>)</m:t>
+        </m:r>
       </m:oMath>
       <w:r>
         <w:t xml:space="preserve"> </w:t>
@@ -7450,79 +7552,85 @@
               </m:rPr>
               <m:t>−</m:t>
             </m:r>
-            <m:sSup>
-              <m:e>
-                <m:d>
-                  <m:dPr>
-                    <m:begChr m:val="("/>
-                    <m:sepChr m:val=""/>
-                    <m:endChr m:val=")"/>
-                    <m:grow/>
-                  </m:dPr>
-                  <m:e>
-                    <m:r>
-                      <m:t>x</m:t>
-                    </m:r>
-                    <m:r>
-                      <m:t>y</m:t>
-                    </m:r>
-                  </m:e>
-                </m:d>
-              </m:e>
-              <m:sup>
-                <m:r>
-                  <m:t>2</m:t>
-                </m:r>
-              </m:sup>
-            </m:sSup>
-          </m:num>
-          <m:den>
-            <m:sSup>
-              <m:e>
-                <m:d>
-                  <m:dPr>
-                    <m:begChr m:val="("/>
-                    <m:sepChr m:val=""/>
-                    <m:endChr m:val=")"/>
-                    <m:grow/>
-                  </m:dPr>
-                  <m:e>
-                    <m:r>
-                      <m:t>1</m:t>
-                    </m:r>
-                    <m:r>
-                      <m:rPr>
-                        <m:sty m:val="p"/>
-                      </m:rPr>
-                      <m:t>+</m:t>
-                    </m:r>
-                    <m:sSup>
-                      <m:e>
-                        <m:d>
-                          <m:dPr>
-                            <m:begChr m:val="("/>
-                            <m:sepChr m:val=""/>
-                            <m:endChr m:val=")"/>
-                            <m:grow/>
-                          </m:dPr>
-                          <m:e>
-                            <m:r>
-                              <m:t>x</m:t>
-                            </m:r>
-                            <m:r>
-                              <m:t>y</m:t>
-                            </m:r>
-                          </m:e>
-                        </m:d>
-                      </m:e>
-                      <m:sup>
-                        <m:r>
-                          <m:t>2</m:t>
-                        </m:r>
-                      </m:sup>
-                    </m:sSup>
-                  </m:e>
-                </m:d>
+            <m:r>
+              <m:rPr>
+                <m:sty m:val="p"/>
+              </m:rPr>
+              <m:t>(</m:t>
+            </m:r>
+            <m:r>
+              <m:t>x</m:t>
+            </m:r>
+            <m:r>
+              <m:t>y</m:t>
+            </m:r>
+            <m:sSup>
+              <m:e>
+                <m:r>
+                  <m:rPr>
+                    <m:sty m:val="p"/>
+                  </m:rPr>
+                  <m:t>)</m:t>
+                </m:r>
+              </m:e>
+              <m:sup>
+                <m:r>
+                  <m:t>2</m:t>
+                </m:r>
+              </m:sup>
+            </m:sSup>
+          </m:num>
+          <m:den>
+            <m:r>
+              <m:rPr>
+                <m:sty m:val="p"/>
+              </m:rPr>
+              <m:t>(</m:t>
+            </m:r>
+            <m:r>
+              <m:t>1</m:t>
+            </m:r>
+            <m:r>
+              <m:rPr>
+                <m:sty m:val="p"/>
+              </m:rPr>
+              <m:t>+</m:t>
+            </m:r>
+            <m:r>
+              <m:rPr>
+                <m:sty m:val="p"/>
+              </m:rPr>
+              <m:t>(</m:t>
+            </m:r>
+            <m:r>
+              <m:t>x</m:t>
+            </m:r>
+            <m:r>
+              <m:t>y</m:t>
+            </m:r>
+            <m:sSup>
+              <m:e>
+                <m:r>
+                  <m:rPr>
+                    <m:sty m:val="p"/>
+                  </m:rPr>
+                  <m:t>)</m:t>
+                </m:r>
+              </m:e>
+              <m:sup>
+                <m:r>
+                  <m:t>2</m:t>
+                </m:r>
+              </m:sup>
+            </m:sSup>
+            <m:sSup>
+              <m:e>
+                <m:r>
+                  <m:rPr>
+                    <m:sty m:val="p"/>
+                  </m:rPr>
+                  <m:t>)</m:t>
+                </m:r>
               </m:e>
               <m:sup>
                 <m:r>
@@ -7608,79 +7716,85 @@
               </m:rPr>
               <m:t>−</m:t>
             </m:r>
-            <m:sSup>
-              <m:e>
-                <m:d>
-                  <m:dPr>
-                    <m:begChr m:val="("/>
-                    <m:sepChr m:val=""/>
-                    <m:endChr m:val=")"/>
-                    <m:grow/>
-                  </m:dPr>
-                  <m:e>
-                    <m:r>
-                      <m:t>x</m:t>
-                    </m:r>
-                    <m:r>
-                      <m:t>y</m:t>
-                    </m:r>
-                  </m:e>
-                </m:d>
-              </m:e>
-              <m:sup>
-                <m:r>
-                  <m:t>2</m:t>
-                </m:r>
-              </m:sup>
-            </m:sSup>
-          </m:num>
-          <m:den>
-            <m:sSup>
-              <m:e>
-                <m:d>
-                  <m:dPr>
-                    <m:begChr m:val="("/>
-                    <m:sepChr m:val=""/>
-                    <m:endChr m:val=")"/>
-                    <m:grow/>
-                  </m:dPr>
-                  <m:e>
-                    <m:r>
-                      <m:t>1</m:t>
-                    </m:r>
-                    <m:r>
-                      <m:rPr>
-                        <m:sty m:val="p"/>
-                      </m:rPr>
-                      <m:t>+</m:t>
-                    </m:r>
-                    <m:sSup>
-                      <m:e>
-                        <m:d>
-                          <m:dPr>
-                            <m:begChr m:val="("/>
-                            <m:sepChr m:val=""/>
-                            <m:endChr m:val=")"/>
-                            <m:grow/>
-                          </m:dPr>
-                          <m:e>
-                            <m:r>
-                              <m:t>x</m:t>
-                            </m:r>
-                            <m:r>
-                              <m:t>y</m:t>
-                            </m:r>
-                          </m:e>
-                        </m:d>
-                      </m:e>
-                      <m:sup>
-                        <m:r>
-                          <m:t>2</m:t>
-                        </m:r>
-                      </m:sup>
-                    </m:sSup>
-                  </m:e>
-                </m:d>
+            <m:r>
+              <m:rPr>
+                <m:sty m:val="p"/>
+              </m:rPr>
+              <m:t>(</m:t>
+            </m:r>
+            <m:r>
+              <m:t>x</m:t>
+            </m:r>
+            <m:r>
+              <m:t>y</m:t>
+            </m:r>
+            <m:sSup>
+              <m:e>
+                <m:r>
+                  <m:rPr>
+                    <m:sty m:val="p"/>
+                  </m:rPr>
+                  <m:t>)</m:t>
+                </m:r>
+              </m:e>
+              <m:sup>
+                <m:r>
+                  <m:t>2</m:t>
+                </m:r>
+              </m:sup>
+            </m:sSup>
+          </m:num>
+          <m:den>
+            <m:r>
+              <m:rPr>
+                <m:sty m:val="p"/>
+              </m:rPr>
+              <m:t>(</m:t>
+            </m:r>
+            <m:r>
+              <m:t>1</m:t>
+            </m:r>
+            <m:r>
+              <m:rPr>
+                <m:sty m:val="p"/>
+              </m:rPr>
+              <m:t>+</m:t>
+            </m:r>
+            <m:r>
+              <m:rPr>
+                <m:sty m:val="p"/>
+              </m:rPr>
+              <m:t>(</m:t>
+            </m:r>
+            <m:r>
+              <m:t>x</m:t>
+            </m:r>
+            <m:r>
+              <m:t>y</m:t>
+            </m:r>
+            <m:sSup>
+              <m:e>
+                <m:r>
+                  <m:rPr>
+                    <m:sty m:val="p"/>
+                  </m:rPr>
+                  <m:t>)</m:t>
+                </m:r>
+              </m:e>
+              <m:sup>
+                <m:r>
+                  <m:t>2</m:t>
+                </m:r>
+              </m:sup>
+            </m:sSup>
+            <m:sSup>
+              <m:e>
+                <m:r>
+                  <m:rPr>
+                    <m:sty m:val="p"/>
+                  </m:rPr>
+                  <m:t>)</m:t>
+                </m:r>
               </m:e>
               <m:sup>
                 <m:r>
@@ -7816,8 +7930,8 @@
         </w:pict>
       </w:r>
     </w:p>
-    <w:bookmarkEnd w:id="23"/>
-    <w:bookmarkStart w:id="25" w:name="version-history-and-licensing"/>
+    <w:bookmarkEnd w:id="12"/>
+    <w:bookmarkStart w:id="14" w:name="version-history-and-licensing"/>
     <w:p>
       <w:pPr>
         <w:pStyle w:val="Heading2"/>
@@ -7838,7 +7952,7 @@
       <w:pPr>
         <w:pStyle w:val="BodyText"/>
       </w:pPr>
-      <w:hyperlink r:id="rId24">
+      <w:hyperlink r:id="rId13">
         <w:r>
           <w:rPr>
             <w:rStyle w:val="Hyperlink"/>
@@ -7847,7 +7961,7 @@
         </w:r>
       </w:hyperlink>
     </w:p>
-    <w:bookmarkEnd w:id="25"/>
+    <w:bookmarkEnd w:id="14"/>
     <w:sectPr>
       <w:pgSz w:h="15840" w:w="12240"/>
       <w:pgMar w:bottom="1440" w:footer="720" w:gutter="0" w:header="720" w:left="1440" w:right="1440" w:top="1440"/>
